--- a/guj/docx/56.content.docx
+++ b/guj/docx/56.content.docx
@@ -993,6 +993,88 @@
         <w:rPr>
           <w:lang w:val="gu_IN" w:bidi="gu_IN"/>
         </w:rPr>
+        <w:t>તિતસને પાઉલ પ્રેરિતનો પત્ર 1:1 (#2)</w:t>
+      </w:r>
+      <w:r>
+        <w:rPr>
+          <w:lang w:val="gu_IN" w:bidi="gu_IN"/>
+        </w:rPr>
+      </w:r>
+    </w:p>
+    <w:p>
+      <w:pPr/>
+      <w:r>
+        <w:rPr>
+          <w:lang w:val="gu_IN" w:bidi="gu_IN"/>
+        </w:rPr>
+      </w:r>
+      <w:r>
+        <w:rPr>
+          <w:b/>
+          <w:lang w:val="gu_IN" w:bidi="gu_IN"/>
+        </w:rPr>
+        <w:t>"જ્ઞાન અર્થે"</w:t>
+      </w:r>
+    </w:p>
+    <w:p>
+      <w:pPr/>
+      <w:r>
+        <w:rPr>
+          <w:lang w:val="gu_IN" w:bidi="gu_IN"/>
+        </w:rPr>
+      </w:r>
+      <w:r>
+        <w:rPr>
+          <w:b/>
+          <w:lang w:val="gu_IN" w:bidi="gu_IN"/>
+        </w:rPr>
+        <w:t>જ્ઞાન</w:t>
+      </w:r>
+      <w:r>
+        <w:rPr>
+          <w:lang w:val="gu_IN" w:bidi="gu_IN"/>
+        </w:rPr>
+        <w:t xml:space="preserve"> એક અમૂર્ત નામ છે. જો તમારી ભાષામાં તે વધુ સ્પસ્ટ છે તો તમે "જાણવું" જેવા ક્રિયાપદ કે જે યુ.એસ.ટી.માં છે, તેનો ઉપયોગ કરી શકો છો. પાઉલ ઈચ્છે છે કે લોકો ઈશ્વર અને ખ્રિસ્ત વિષે સાચો સંદેશ જાણે કે જેથી તેઓ ઈશ્વરને પસંદ પડે તે રીતે જીવન જીવી શકે. (See: </w:t>
+      </w:r>
+      <w:r>
+        <w:rPr>
+          <w:lang w:val="gu_IN" w:bidi="gu_IN"/>
+        </w:rPr>
+        <w:t>﻿﻿﻿અમૂર્ત નામો</w:t>
+      </w:r>
+      <w:r>
+        <w:rPr>
+          <w:lang w:val="gu_IN" w:bidi="gu_IN"/>
+        </w:rPr>
+        <w:t>)</w:t>
+      </w:r>
+      <w:r>
+        <w:rPr>
+          <w:lang w:val="gu_IN" w:bidi="gu_IN"/>
+        </w:rPr>
+      </w:r>
+      <w:r>
+        <w:rPr>
+          <w:lang w:val="gu_IN" w:bidi="gu_IN"/>
+        </w:rPr>
+      </w:r>
+    </w:p>
+    <w:p>
+      <w:pPr/>
+      <w:r>
+        <w:rPr>
+          <w:lang w:val="gu_IN" w:bidi="gu_IN"/>
+        </w:rPr>
+      </w:r>
+    </w:p>
+    <w:p>
+      <w:pPr>
+        <w:pStyle w:val="Heading2"/>
+      </w:pPr>
+      <w:r>
+        <w:rPr>
+          <w:lang w:val="gu_IN" w:bidi="gu_IN"/>
+        </w:rPr>
         <w:t>તિતસને પાઉલ પ્રેરિતનો પત્ર 1:2 (#1)</w:t>
       </w:r>
       <w:r>
@@ -1560,6 +1642,69 @@
         <w:rPr>
           <w:lang w:val="gu_IN" w:bidi="gu_IN"/>
         </w:rPr>
+        <w:t>તિતસને પાઉલ પ્રેરિતનો પત્ર 1:3 (#5)</w:t>
+      </w:r>
+      <w:r>
+        <w:rPr>
+          <w:lang w:val="gu_IN" w:bidi="gu_IN"/>
+        </w:rPr>
+      </w:r>
+    </w:p>
+    <w:p>
+      <w:pPr/>
+      <w:r>
+        <w:rPr>
+          <w:lang w:val="gu_IN" w:bidi="gu_IN"/>
+        </w:rPr>
+      </w:r>
+      <w:r>
+        <w:rPr>
+          <w:b/>
+          <w:lang w:val="gu_IN" w:bidi="gu_IN"/>
+        </w:rPr>
+        <w:t>"આપણા ઉદ્ધારક ઈશ્વરની આજ્ઞા"</w:t>
+      </w:r>
+    </w:p>
+    <w:p>
+      <w:pPr/>
+      <w:r>
+        <w:rPr>
+          <w:lang w:val="gu_IN" w:bidi="gu_IN"/>
+        </w:rPr>
+      </w:r>
+      <w:r>
+        <w:rPr>
+          <w:lang w:val="gu_IN" w:bidi="gu_IN"/>
+        </w:rPr>
+        <w:t>“ઈશ્વર, કે જે આપનો ઉદ્ધાર કરે છે”</w:t>
+      </w:r>
+      <w:r>
+        <w:rPr>
+          <w:lang w:val="gu_IN" w:bidi="gu_IN"/>
+        </w:rPr>
+      </w:r>
+      <w:r>
+        <w:rPr>
+          <w:lang w:val="gu_IN" w:bidi="gu_IN"/>
+        </w:rPr>
+      </w:r>
+    </w:p>
+    <w:p>
+      <w:pPr/>
+      <w:r>
+        <w:rPr>
+          <w:lang w:val="gu_IN" w:bidi="gu_IN"/>
+        </w:rPr>
+      </w:r>
+    </w:p>
+    <w:p>
+      <w:pPr>
+        <w:pStyle w:val="Heading2"/>
+      </w:pPr>
+      <w:r>
+        <w:rPr>
+          <w:lang w:val="gu_IN" w:bidi="gu_IN"/>
+        </w:rPr>
         <w:t>તિતસને પાઉલ પ્રેરિતનો પત્ર 1:4 (#1)</w:t>
       </w:r>
       <w:r>
@@ -2310,6 +2455,69 @@
         <w:rPr>
           <w:lang w:val="gu_IN" w:bidi="gu_IN"/>
         </w:rPr>
+        <w:t>તિતસને પાઉલ પ્રેરિતનો પત્ર 1:5 (#5)</w:t>
+      </w:r>
+      <w:r>
+        <w:rPr>
+          <w:lang w:val="gu_IN" w:bidi="gu_IN"/>
+        </w:rPr>
+      </w:r>
+    </w:p>
+    <w:p>
+      <w:pPr/>
+      <w:r>
+        <w:rPr>
+          <w:lang w:val="gu_IN" w:bidi="gu_IN"/>
+        </w:rPr>
+      </w:r>
+      <w:r>
+        <w:rPr>
+          <w:b/>
+          <w:lang w:val="gu_IN" w:bidi="gu_IN"/>
+        </w:rPr>
+        <w:t>"વડીલોની"</w:t>
+      </w:r>
+    </w:p>
+    <w:p>
+      <w:pPr/>
+      <w:r>
+        <w:rPr>
+          <w:lang w:val="gu_IN" w:bidi="gu_IN"/>
+        </w:rPr>
+      </w:r>
+      <w:r>
+        <w:rPr>
+          <w:lang w:val="gu_IN" w:bidi="gu_IN"/>
+        </w:rPr>
+        <w:t>શરૂઆતની ખ્રિસ્તી મંડળીઓમાં (વિશ્વાસી સમુદાયોમાં) ખ્રિસ્તી આગેવાનો વિશ્વાસીઓના સમુદાયોને આત્મિક આગેવાની પૂરી પાડતા હતા. આ શબ્દ એવા લોકોનો ઉલ્લેખ કરે છે જે વિશ્વાસમાં પરિપક્વ હતા.</w:t>
+      </w:r>
+      <w:r>
+        <w:rPr>
+          <w:lang w:val="gu_IN" w:bidi="gu_IN"/>
+        </w:rPr>
+      </w:r>
+      <w:r>
+        <w:rPr>
+          <w:lang w:val="gu_IN" w:bidi="gu_IN"/>
+        </w:rPr>
+      </w:r>
+    </w:p>
+    <w:p>
+      <w:pPr/>
+      <w:r>
+        <w:rPr>
+          <w:lang w:val="gu_IN" w:bidi="gu_IN"/>
+        </w:rPr>
+      </w:r>
+    </w:p>
+    <w:p>
+      <w:pPr>
+        <w:pStyle w:val="Heading2"/>
+      </w:pPr>
+      <w:r>
+        <w:rPr>
+          <w:lang w:val="gu_IN" w:bidi="gu_IN"/>
+        </w:rPr>
         <w:t>તિતસને પાઉલ પ્રેરિતનો પત્ર 1:6 (#2)</w:t>
       </w:r>
       <w:r>
@@ -2666,6 +2874,80 @@
         <w:rPr>
           <w:lang w:val="gu_IN" w:bidi="gu_IN"/>
         </w:rPr>
+        <w:t>તિતસને પાઉલ પ્રેરિતનો પત્ર 1:6 (#1)</w:t>
+      </w:r>
+      <w:r>
+        <w:rPr>
+          <w:lang w:val="gu_IN" w:bidi="gu_IN"/>
+        </w:rPr>
+      </w:r>
+    </w:p>
+    <w:p>
+      <w:pPr/>
+      <w:r>
+        <w:rPr>
+          <w:lang w:val="gu_IN" w:bidi="gu_IN"/>
+        </w:rPr>
+      </w:r>
+      <w:r>
+        <w:rPr>
+          <w:b/>
+          <w:lang w:val="gu_IN" w:bidi="gu_IN"/>
+        </w:rPr>
+        <w:t>"Connecting Statement:"</w:t>
+      </w:r>
+    </w:p>
+    <w:p>
+      <w:pPr>
+        <w:pStyle w:val="Heading2"/>
+      </w:pPr>
+      <w:r>
+        <w:rPr>
+          <w:lang w:val="gu_IN" w:bidi="gu_IN"/>
+        </w:rPr>
+        <w:t>Connecting Statement:</w:t>
+      </w:r>
+    </w:p>
+    <w:p>
+      <w:pPr/>
+      <w:r>
+        <w:rPr>
+          <w:lang w:val="gu_IN" w:bidi="gu_IN"/>
+        </w:rPr>
+      </w:r>
+      <w:r>
+        <w:rPr>
+          <w:lang w:val="gu_IN" w:bidi="gu_IN"/>
+        </w:rPr>
+        <w:t>તિતસને ક્રિત ટાપુના દરેક શહેર પર વડીલો/આગેવાનોની નિમણૂંક કરવાનું કહીને પાઉલ તિતસને વડીલ/આગેવાનની ;લાક્ષણિકતાઓ જણાવે છે. .</w:t>
+      </w:r>
+      <w:r>
+        <w:rPr>
+          <w:lang w:val="gu_IN" w:bidi="gu_IN"/>
+        </w:rPr>
+      </w:r>
+      <w:r>
+        <w:rPr>
+          <w:lang w:val="gu_IN" w:bidi="gu_IN"/>
+        </w:rPr>
+      </w:r>
+    </w:p>
+    <w:p>
+      <w:pPr/>
+      <w:r>
+        <w:rPr>
+          <w:lang w:val="gu_IN" w:bidi="gu_IN"/>
+        </w:rPr>
+      </w:r>
+    </w:p>
+    <w:p>
+      <w:pPr>
+        <w:pStyle w:val="Heading2"/>
+      </w:pPr>
+      <w:r>
+        <w:rPr>
+          <w:lang w:val="gu_IN" w:bidi="gu_IN"/>
+        </w:rPr>
         <w:t>તિતસને પાઉલ પ્રેરિતનો પત્ર 1:7 (#1)</w:t>
       </w:r>
       <w:r>
@@ -4114,6 +4396,80 @@
         <w:rPr>
           <w:lang w:val="gu_IN" w:bidi="gu_IN"/>
         </w:rPr>
+        <w:t>તિતસને પાઉલ પ્રેરિતનો પત્ર 1:10 (#1)</w:t>
+      </w:r>
+      <w:r>
+        <w:rPr>
+          <w:lang w:val="gu_IN" w:bidi="gu_IN"/>
+        </w:rPr>
+      </w:r>
+    </w:p>
+    <w:p>
+      <w:pPr/>
+      <w:r>
+        <w:rPr>
+          <w:lang w:val="gu_IN" w:bidi="gu_IN"/>
+        </w:rPr>
+      </w:r>
+      <w:r>
+        <w:rPr>
+          <w:b/>
+          <w:lang w:val="gu_IN" w:bidi="gu_IN"/>
+        </w:rPr>
+        <w:t>"Connecting Statement:"</w:t>
+      </w:r>
+    </w:p>
+    <w:p>
+      <w:pPr>
+        <w:pStyle w:val="Heading2"/>
+      </w:pPr>
+      <w:r>
+        <w:rPr>
+          <w:lang w:val="gu_IN" w:bidi="gu_IN"/>
+        </w:rPr>
+        <w:t>Connecting Statement:</w:t>
+      </w:r>
+    </w:p>
+    <w:p>
+      <w:pPr/>
+      <w:r>
+        <w:rPr>
+          <w:lang w:val="gu_IN" w:bidi="gu_IN"/>
+        </w:rPr>
+      </w:r>
+      <w:r>
+        <w:rPr>
+          <w:lang w:val="gu_IN" w:bidi="gu_IN"/>
+        </w:rPr>
+        <w:t>તેઓ કે જેઓ ઈશ્વરના વચનનો વિરોધ કરશે તેના લીધે, પાઉલ તિતસને ઈશ્વરના વચનનો બોધ કરવાના કારણો આપે છે અને તેને, જુઠા શિક્ષકો સંબંધી ચેતવણી આપે છે.</w:t>
+      </w:r>
+      <w:r>
+        <w:rPr>
+          <w:lang w:val="gu_IN" w:bidi="gu_IN"/>
+        </w:rPr>
+      </w:r>
+      <w:r>
+        <w:rPr>
+          <w:lang w:val="gu_IN" w:bidi="gu_IN"/>
+        </w:rPr>
+      </w:r>
+    </w:p>
+    <w:p>
+      <w:pPr/>
+      <w:r>
+        <w:rPr>
+          <w:lang w:val="gu_IN" w:bidi="gu_IN"/>
+        </w:rPr>
+      </w:r>
+    </w:p>
+    <w:p>
+      <w:pPr>
+        <w:pStyle w:val="Heading2"/>
+      </w:pPr>
+      <w:r>
+        <w:rPr>
+          <w:lang w:val="gu_IN" w:bidi="gu_IN"/>
+        </w:rPr>
         <w:t>તિતસને પાઉલ પ્રેરિતનો પત્ર 1:11 (#1)</w:t>
       </w:r>
       <w:r>
@@ -4355,6 +4711,69 @@
         <w:rPr>
           <w:lang w:val="gu_IN" w:bidi="gu_IN"/>
         </w:rPr>
+        <w:t>તિતસને પાઉલ પ્રેરિતનો પત્ર 1:11 (#3)</w:t>
+      </w:r>
+      <w:r>
+        <w:rPr>
+          <w:lang w:val="gu_IN" w:bidi="gu_IN"/>
+        </w:rPr>
+      </w:r>
+    </w:p>
+    <w:p>
+      <w:pPr/>
+      <w:r>
+        <w:rPr>
+          <w:lang w:val="gu_IN" w:bidi="gu_IN"/>
+        </w:rPr>
+      </w:r>
+      <w:r>
+        <w:rPr>
+          <w:b/>
+          <w:lang w:val="gu_IN" w:bidi="gu_IN"/>
+        </w:rPr>
+        <w:t>"જે શિક્ષણ આપવું ના જોઈએ તેનું શિક્ષણ આપીને તેઓ"</w:t>
+      </w:r>
+    </w:p>
+    <w:p>
+      <w:pPr/>
+      <w:r>
+        <w:rPr>
+          <w:lang w:val="gu_IN" w:bidi="gu_IN"/>
+        </w:rPr>
+      </w:r>
+      <w:r>
+        <w:rPr>
+          <w:lang w:val="gu_IN" w:bidi="gu_IN"/>
+        </w:rPr>
+        <w:t>ખ્રિસ્ત અને નિયમ વિષે આવી બાબતો શીખવવી યોગ્ય નથી કેમ કે તે સત્ય નથી.</w:t>
+      </w:r>
+      <w:r>
+        <w:rPr>
+          <w:lang w:val="gu_IN" w:bidi="gu_IN"/>
+        </w:rPr>
+      </w:r>
+      <w:r>
+        <w:rPr>
+          <w:lang w:val="gu_IN" w:bidi="gu_IN"/>
+        </w:rPr>
+      </w:r>
+    </w:p>
+    <w:p>
+      <w:pPr/>
+      <w:r>
+        <w:rPr>
+          <w:lang w:val="gu_IN" w:bidi="gu_IN"/>
+        </w:rPr>
+      </w:r>
+    </w:p>
+    <w:p>
+      <w:pPr>
+        <w:pStyle w:val="Heading2"/>
+      </w:pPr>
+      <w:r>
+        <w:rPr>
+          <w:lang w:val="gu_IN" w:bidi="gu_IN"/>
+        </w:rPr>
         <w:t>તિતસને પાઉલ પ્રેરિતનો પત્ર 1:12 (#1)</w:t>
       </w:r>
       <w:r>
@@ -5331,6 +5750,94 @@
         <w:rPr>
           <w:lang w:val="gu_IN" w:bidi="gu_IN"/>
         </w:rPr>
+        <w:t>તિતસને પાઉલ પ્રેરિતનો પત્ર 1:14 (#1)</w:t>
+      </w:r>
+      <w:r>
+        <w:rPr>
+          <w:lang w:val="gu_IN" w:bidi="gu_IN"/>
+        </w:rPr>
+      </w:r>
+    </w:p>
+    <w:p>
+      <w:pPr/>
+      <w:r>
+        <w:rPr>
+          <w:lang w:val="gu_IN" w:bidi="gu_IN"/>
+        </w:rPr>
+      </w:r>
+      <w:r>
+        <w:rPr>
+          <w:b/>
+          <w:lang w:val="gu_IN" w:bidi="gu_IN"/>
+        </w:rPr>
+        <w:t>"ના આપે"</w:t>
+      </w:r>
+    </w:p>
+    <w:p>
+      <w:pPr/>
+      <w:r>
+        <w:rPr>
+          <w:lang w:val="gu_IN" w:bidi="gu_IN"/>
+        </w:rPr>
+      </w:r>
+      <w:r>
+        <w:rPr>
+          <w:lang w:val="gu_IN" w:bidi="gu_IN"/>
+        </w:rPr>
+        <w:t xml:space="preserve">સંયોજક/જોડાણરૂપી શબ્દ, </w:t>
+      </w:r>
+      <w:r>
+        <w:rPr>
+          <w:b/>
+          <w:lang w:val="gu_IN" w:bidi="gu_IN"/>
+        </w:rPr>
+        <w:t>નહિ</w:t>
+      </w:r>
+      <w:r>
+        <w:rPr>
+          <w:lang w:val="gu_IN" w:bidi="gu_IN"/>
+        </w:rPr>
+        <w:t xml:space="preserve"> અગાઉની કલમમાં "વિશ્વાસમાં ખરા/મજબૂત"થી વિરોધાભાસ વ્યક્ત કરે છે. વિશ્વાસમાં ખરા/મજબૂત હોવા માટે લોકોએ, યહૂદી દંતકથાઓ અથવા સત્યનું અનુસરણ ના કરનારા લોકોની આજ્ઞાઓ પર ધ્યાન આપવું જોઈએ નહિ. (See: </w:t>
+      </w:r>
+      <w:r>
+        <w:rPr>
+          <w:lang w:val="gu_IN" w:bidi="gu_IN"/>
+        </w:rPr>
+        <w:t>જોડાણ-વિરોધાભાસ સબંધ</w:t>
+      </w:r>
+      <w:r>
+        <w:rPr>
+          <w:lang w:val="gu_IN" w:bidi="gu_IN"/>
+        </w:rPr>
+        <w:t>)</w:t>
+      </w:r>
+      <w:r>
+        <w:rPr>
+          <w:lang w:val="gu_IN" w:bidi="gu_IN"/>
+        </w:rPr>
+      </w:r>
+      <w:r>
+        <w:rPr>
+          <w:lang w:val="gu_IN" w:bidi="gu_IN"/>
+        </w:rPr>
+      </w:r>
+    </w:p>
+    <w:p>
+      <w:pPr/>
+      <w:r>
+        <w:rPr>
+          <w:lang w:val="gu_IN" w:bidi="gu_IN"/>
+        </w:rPr>
+      </w:r>
+    </w:p>
+    <w:p>
+      <w:pPr>
+        <w:pStyle w:val="Heading2"/>
+      </w:pPr>
+      <w:r>
+        <w:rPr>
+          <w:lang w:val="gu_IN" w:bidi="gu_IN"/>
+        </w:rPr>
         <w:t>તિતસને પાઉલ પ્રેરિતનો પત્ર 1:15 (#1)</w:t>
       </w:r>
       <w:r>
@@ -5861,6 +6368,69 @@
         <w:rPr>
           <w:lang w:val="gu_IN" w:bidi="gu_IN"/>
         </w:rPr>
+        <w:t>તિતસને પાઉલ પ્રેરિતનો પત્ર 1:16 (#3)</w:t>
+      </w:r>
+      <w:r>
+        <w:rPr>
+          <w:lang w:val="gu_IN" w:bidi="gu_IN"/>
+        </w:rPr>
+      </w:r>
+    </w:p>
+    <w:p>
+      <w:pPr/>
+      <w:r>
+        <w:rPr>
+          <w:lang w:val="gu_IN" w:bidi="gu_IN"/>
+        </w:rPr>
+      </w:r>
+      <w:r>
+        <w:rPr>
+          <w:b/>
+          <w:lang w:val="gu_IN" w:bidi="gu_IN"/>
+        </w:rPr>
+        <w:t>"છે. તેઓ ધિક્કારપાત્ર"</w:t>
+      </w:r>
+    </w:p>
+    <w:p>
+      <w:pPr/>
+      <w:r>
+        <w:rPr>
+          <w:lang w:val="gu_IN" w:bidi="gu_IN"/>
+        </w:rPr>
+      </w:r>
+      <w:r>
+        <w:rPr>
+          <w:lang w:val="gu_IN" w:bidi="gu_IN"/>
+        </w:rPr>
+        <w:t>“તેઓ ઘૃણાસ્પદ છે”</w:t>
+      </w:r>
+      <w:r>
+        <w:rPr>
+          <w:lang w:val="gu_IN" w:bidi="gu_IN"/>
+        </w:rPr>
+      </w:r>
+      <w:r>
+        <w:rPr>
+          <w:lang w:val="gu_IN" w:bidi="gu_IN"/>
+        </w:rPr>
+      </w:r>
+    </w:p>
+    <w:p>
+      <w:pPr/>
+      <w:r>
+        <w:rPr>
+          <w:lang w:val="gu_IN" w:bidi="gu_IN"/>
+        </w:rPr>
+      </w:r>
+    </w:p>
+    <w:p>
+      <w:pPr>
+        <w:pStyle w:val="Heading2"/>
+      </w:pPr>
+      <w:r>
+        <w:rPr>
+          <w:lang w:val="gu_IN" w:bidi="gu_IN"/>
+        </w:rPr>
         <w:t>તિતસને પાઉલ પ્રેરિતનો પત્ર - અધ્યાય 2 પ્રસ્તાવના</w:t>
       </w:r>
       <w:r>
@@ -6131,6 +6701,80 @@
         <w:rPr>
           <w:lang w:val="gu_IN" w:bidi="gu_IN"/>
         </w:rPr>
+        <w:t>તિતસને પાઉલ પ્રેરિતનો પત્ર 2:1 (#1)</w:t>
+      </w:r>
+      <w:r>
+        <w:rPr>
+          <w:lang w:val="gu_IN" w:bidi="gu_IN"/>
+        </w:rPr>
+      </w:r>
+    </w:p>
+    <w:p>
+      <w:pPr/>
+      <w:r>
+        <w:rPr>
+          <w:lang w:val="gu_IN" w:bidi="gu_IN"/>
+        </w:rPr>
+      </w:r>
+      <w:r>
+        <w:rPr>
+          <w:b/>
+          <w:lang w:val="gu_IN" w:bidi="gu_IN"/>
+        </w:rPr>
+        <w:t>"Connecting Statement:"</w:t>
+      </w:r>
+    </w:p>
+    <w:p>
+      <w:pPr>
+        <w:pStyle w:val="Heading2"/>
+      </w:pPr>
+      <w:r>
+        <w:rPr>
+          <w:lang w:val="gu_IN" w:bidi="gu_IN"/>
+        </w:rPr>
+        <w:t>Connecting Statement:</w:t>
+      </w:r>
+    </w:p>
+    <w:p>
+      <w:pPr/>
+      <w:r>
+        <w:rPr>
+          <w:lang w:val="gu_IN" w:bidi="gu_IN"/>
+        </w:rPr>
+      </w:r>
+      <w:r>
+        <w:rPr>
+          <w:lang w:val="gu_IN" w:bidi="gu_IN"/>
+        </w:rPr>
+        <w:t>ઈશ્વરના વચનોનો ઉપદેશ આપવા માટેના કારણો તિતસને આપવાનું જારી રાખતાં પાઉલ, વૃદ્ધ પુરુષોએ, વૃદ્ધ સ્ત્રીઓએ, યુવાન પુરુષોએ, અને ગુલામો અથવા દાસોએ, વિશ્વાસી તરીકે કેવી રીતે જીવવું, તે સમજાવે છે.</w:t>
+      </w:r>
+      <w:r>
+        <w:rPr>
+          <w:lang w:val="gu_IN" w:bidi="gu_IN"/>
+        </w:rPr>
+      </w:r>
+      <w:r>
+        <w:rPr>
+          <w:lang w:val="gu_IN" w:bidi="gu_IN"/>
+        </w:rPr>
+      </w:r>
+    </w:p>
+    <w:p>
+      <w:pPr/>
+      <w:r>
+        <w:rPr>
+          <w:lang w:val="gu_IN" w:bidi="gu_IN"/>
+        </w:rPr>
+      </w:r>
+    </w:p>
+    <w:p>
+      <w:pPr>
+        <w:pStyle w:val="Heading2"/>
+      </w:pPr>
+      <w:r>
+        <w:rPr>
+          <w:lang w:val="gu_IN" w:bidi="gu_IN"/>
+        </w:rPr>
         <w:t>તિતસને પાઉલ પ્રેરિતનો પત્ર 2:2 (#1)</w:t>
       </w:r>
       <w:r>
@@ -7365,6 +8009,69 @@
         <w:rPr>
           <w:lang w:val="gu_IN" w:bidi="gu_IN"/>
         </w:rPr>
+        <w:t>તિતસને પાઉલ પ્રેરિતનો પત્ર 2:3 (#2)</w:t>
+      </w:r>
+      <w:r>
+        <w:rPr>
+          <w:lang w:val="gu_IN" w:bidi="gu_IN"/>
+        </w:rPr>
+      </w:r>
+    </w:p>
+    <w:p>
+      <w:pPr/>
+      <w:r>
+        <w:rPr>
+          <w:lang w:val="gu_IN" w:bidi="gu_IN"/>
+        </w:rPr>
+      </w:r>
+      <w:r>
+        <w:rPr>
+          <w:b/>
+          <w:lang w:val="gu_IN" w:bidi="gu_IN"/>
+        </w:rPr>
+        <w:t>"કૂથલી"</w:t>
+      </w:r>
+    </w:p>
+    <w:p>
+      <w:pPr/>
+      <w:r>
+        <w:rPr>
+          <w:lang w:val="gu_IN" w:bidi="gu_IN"/>
+        </w:rPr>
+      </w:r>
+      <w:r>
+        <w:rPr>
+          <w:lang w:val="gu_IN" w:bidi="gu_IN"/>
+        </w:rPr>
+        <w:t>જે લોકો બીજાઓ વિષે ખરાબ વાત, જે સાચી હોય કે નહિ, કરે છે, તેવા લોકોનો ઉલ્લેખ આ શબ્દ કરે છે.</w:t>
+      </w:r>
+      <w:r>
+        <w:rPr>
+          <w:lang w:val="gu_IN" w:bidi="gu_IN"/>
+        </w:rPr>
+      </w:r>
+      <w:r>
+        <w:rPr>
+          <w:lang w:val="gu_IN" w:bidi="gu_IN"/>
+        </w:rPr>
+      </w:r>
+    </w:p>
+    <w:p>
+      <w:pPr/>
+      <w:r>
+        <w:rPr>
+          <w:lang w:val="gu_IN" w:bidi="gu_IN"/>
+        </w:rPr>
+      </w:r>
+    </w:p>
+    <w:p>
+      <w:pPr>
+        <w:pStyle w:val="Heading2"/>
+      </w:pPr>
+      <w:r>
+        <w:rPr>
+          <w:lang w:val="gu_IN" w:bidi="gu_IN"/>
+        </w:rPr>
         <w:t>તિતસને પાઉલ પ્રેરિતનો પત્ર 2:4 (#1)</w:t>
       </w:r>
       <w:r>
@@ -8641,6 +9348,132 @@
         <w:rPr>
           <w:lang w:val="gu_IN" w:bidi="gu_IN"/>
         </w:rPr>
+        <w:t>તિતસને પાઉલ પ્રેરિતનો પત્ર 2:9 (#2)</w:t>
+      </w:r>
+      <w:r>
+        <w:rPr>
+          <w:lang w:val="gu_IN" w:bidi="gu_IN"/>
+        </w:rPr>
+      </w:r>
+    </w:p>
+    <w:p>
+      <w:pPr/>
+      <w:r>
+        <w:rPr>
+          <w:lang w:val="gu_IN" w:bidi="gu_IN"/>
+        </w:rPr>
+      </w:r>
+      <w:r>
+        <w:rPr>
+          <w:b/>
+          <w:lang w:val="gu_IN" w:bidi="gu_IN"/>
+        </w:rPr>
+        <w:t>"તેમના માલિકોને"</w:t>
+      </w:r>
+    </w:p>
+    <w:p>
+      <w:pPr/>
+      <w:r>
+        <w:rPr>
+          <w:lang w:val="gu_IN" w:bidi="gu_IN"/>
+        </w:rPr>
+      </w:r>
+      <w:r>
+        <w:rPr>
+          <w:lang w:val="gu_IN" w:bidi="gu_IN"/>
+        </w:rPr>
+        <w:t>“તેઓના પોતાના માલિકોને”</w:t>
+      </w:r>
+      <w:r>
+        <w:rPr>
+          <w:lang w:val="gu_IN" w:bidi="gu_IN"/>
+        </w:rPr>
+      </w:r>
+      <w:r>
+        <w:rPr>
+          <w:lang w:val="gu_IN" w:bidi="gu_IN"/>
+        </w:rPr>
+      </w:r>
+    </w:p>
+    <w:p>
+      <w:pPr/>
+      <w:r>
+        <w:rPr>
+          <w:lang w:val="gu_IN" w:bidi="gu_IN"/>
+        </w:rPr>
+      </w:r>
+    </w:p>
+    <w:p>
+      <w:pPr>
+        <w:pStyle w:val="Heading2"/>
+      </w:pPr>
+      <w:r>
+        <w:rPr>
+          <w:lang w:val="gu_IN" w:bidi="gu_IN"/>
+        </w:rPr>
+        <w:t>તિતસને પાઉલ પ્રેરિતનો પત્ર 2:9 (#3)</w:t>
+      </w:r>
+      <w:r>
+        <w:rPr>
+          <w:lang w:val="gu_IN" w:bidi="gu_IN"/>
+        </w:rPr>
+      </w:r>
+    </w:p>
+    <w:p>
+      <w:pPr/>
+      <w:r>
+        <w:rPr>
+          <w:lang w:val="gu_IN" w:bidi="gu_IN"/>
+        </w:rPr>
+      </w:r>
+      <w:r>
+        <w:rPr>
+          <w:b/>
+          <w:lang w:val="gu_IN" w:bidi="gu_IN"/>
+        </w:rPr>
+        <w:t>"આધીન રહેવું"</w:t>
+      </w:r>
+    </w:p>
+    <w:p>
+      <w:pPr/>
+      <w:r>
+        <w:rPr>
+          <w:lang w:val="gu_IN" w:bidi="gu_IN"/>
+        </w:rPr>
+      </w:r>
+      <w:r>
+        <w:rPr>
+          <w:lang w:val="gu_IN" w:bidi="gu_IN"/>
+        </w:rPr>
+        <w:t>“આધીન થાય જ”</w:t>
+      </w:r>
+      <w:r>
+        <w:rPr>
+          <w:lang w:val="gu_IN" w:bidi="gu_IN"/>
+        </w:rPr>
+      </w:r>
+      <w:r>
+        <w:rPr>
+          <w:lang w:val="gu_IN" w:bidi="gu_IN"/>
+        </w:rPr>
+      </w:r>
+    </w:p>
+    <w:p>
+      <w:pPr/>
+      <w:r>
+        <w:rPr>
+          <w:lang w:val="gu_IN" w:bidi="gu_IN"/>
+        </w:rPr>
+      </w:r>
+    </w:p>
+    <w:p>
+      <w:pPr>
+        <w:pStyle w:val="Heading2"/>
+      </w:pPr>
+      <w:r>
+        <w:rPr>
+          <w:lang w:val="gu_IN" w:bidi="gu_IN"/>
+        </w:rPr>
         <w:t>તિતસને પાઉલ પ્રેરિતનો પત્ર 2:10 (#1)</w:t>
       </w:r>
       <w:r>
@@ -9056,6 +9889,69 @@
         <w:rPr>
           <w:lang w:val="gu_IN" w:bidi="gu_IN"/>
         </w:rPr>
+        <w:t>તિતસને પાઉલ પ્રેરિતનો પત્ર 2:10 (#5)</w:t>
+      </w:r>
+      <w:r>
+        <w:rPr>
+          <w:lang w:val="gu_IN" w:bidi="gu_IN"/>
+        </w:rPr>
+      </w:r>
+    </w:p>
+    <w:p>
+      <w:pPr/>
+      <w:r>
+        <w:rPr>
+          <w:lang w:val="gu_IN" w:bidi="gu_IN"/>
+        </w:rPr>
+      </w:r>
+      <w:r>
+        <w:rPr>
+          <w:b/>
+          <w:lang w:val="gu_IN" w:bidi="gu_IN"/>
+        </w:rPr>
+        <w:t>"ઈશ્વર આપણા ઉદ્ધારક વિષેના"</w:t>
+      </w:r>
+    </w:p>
+    <w:p>
+      <w:pPr/>
+      <w:r>
+        <w:rPr>
+          <w:lang w:val="gu_IN" w:bidi="gu_IN"/>
+        </w:rPr>
+      </w:r>
+      <w:r>
+        <w:rPr>
+          <w:lang w:val="gu_IN" w:bidi="gu_IN"/>
+        </w:rPr>
+        <w:t>“આપણા ઈશ્વર જે આપણો ઉદ્ધાર/બચાવ કરે છે”</w:t>
+      </w:r>
+      <w:r>
+        <w:rPr>
+          <w:lang w:val="gu_IN" w:bidi="gu_IN"/>
+        </w:rPr>
+      </w:r>
+      <w:r>
+        <w:rPr>
+          <w:lang w:val="gu_IN" w:bidi="gu_IN"/>
+        </w:rPr>
+      </w:r>
+    </w:p>
+    <w:p>
+      <w:pPr/>
+      <w:r>
+        <w:rPr>
+          <w:lang w:val="gu_IN" w:bidi="gu_IN"/>
+        </w:rPr>
+      </w:r>
+    </w:p>
+    <w:p>
+      <w:pPr>
+        <w:pStyle w:val="Heading2"/>
+      </w:pPr>
+      <w:r>
+        <w:rPr>
+          <w:lang w:val="gu_IN" w:bidi="gu_IN"/>
+        </w:rPr>
         <w:t>તિતસને પાઉલ પ્રેરિતનો પત્ર 2:11 (#2)</w:t>
       </w:r>
       <w:r>
@@ -9146,6 +10042,80 @@
         <w:rPr>
           <w:lang w:val="gu_IN" w:bidi="gu_IN"/>
         </w:rPr>
+        <w:t>તિતસને પાઉલ પ્રેરિતનો પત્ર 2:11 (#1)</w:t>
+      </w:r>
+      <w:r>
+        <w:rPr>
+          <w:lang w:val="gu_IN" w:bidi="gu_IN"/>
+        </w:rPr>
+      </w:r>
+    </w:p>
+    <w:p>
+      <w:pPr/>
+      <w:r>
+        <w:rPr>
+          <w:lang w:val="gu_IN" w:bidi="gu_IN"/>
+        </w:rPr>
+      </w:r>
+      <w:r>
+        <w:rPr>
+          <w:b/>
+          <w:lang w:val="gu_IN" w:bidi="gu_IN"/>
+        </w:rPr>
+        <w:t>"Connecting Statement:"</w:t>
+      </w:r>
+    </w:p>
+    <w:p>
+      <w:pPr>
+        <w:pStyle w:val="Heading2"/>
+      </w:pPr>
+      <w:r>
+        <w:rPr>
+          <w:lang w:val="gu_IN" w:bidi="gu_IN"/>
+        </w:rPr>
+        <w:t>Connecting Statement:</w:t>
+      </w:r>
+    </w:p>
+    <w:p>
+      <w:pPr/>
+      <w:r>
+        <w:rPr>
+          <w:lang w:val="gu_IN" w:bidi="gu_IN"/>
+        </w:rPr>
+      </w:r>
+      <w:r>
+        <w:rPr>
+          <w:lang w:val="gu_IN" w:bidi="gu_IN"/>
+        </w:rPr>
+        <w:t>પ્રભુ ઈસુના પુનરાગમન તરફ જોવાને અને ઈસુ દ્વારા તેના અધિકારને યાદ રાખવાને, પાઉલ તિતસને પ્રોત્સાહન આપે છે.</w:t>
+      </w:r>
+      <w:r>
+        <w:rPr>
+          <w:lang w:val="gu_IN" w:bidi="gu_IN"/>
+        </w:rPr>
+      </w:r>
+      <w:r>
+        <w:rPr>
+          <w:lang w:val="gu_IN" w:bidi="gu_IN"/>
+        </w:rPr>
+      </w:r>
+    </w:p>
+    <w:p>
+      <w:pPr/>
+      <w:r>
+        <w:rPr>
+          <w:lang w:val="gu_IN" w:bidi="gu_IN"/>
+        </w:rPr>
+      </w:r>
+    </w:p>
+    <w:p>
+      <w:pPr>
+        <w:pStyle w:val="Heading2"/>
+      </w:pPr>
+      <w:r>
+        <w:rPr>
+          <w:lang w:val="gu_IN" w:bidi="gu_IN"/>
+        </w:rPr>
         <w:t>તિતસને પાઉલ પ્રેરિતનો પત્ર 2:12 (#1)</w:t>
       </w:r>
       <w:r>
@@ -10073,6 +11043,101 @@
         <w:rPr>
           <w:lang w:val="gu_IN" w:bidi="gu_IN"/>
         </w:rPr>
+        <w:t>તિતસને પાઉલ પ્રેરિતનો પત્ર 2:13 (#4)</w:t>
+      </w:r>
+      <w:r>
+        <w:rPr>
+          <w:lang w:val="gu_IN" w:bidi="gu_IN"/>
+        </w:rPr>
+      </w:r>
+    </w:p>
+    <w:p>
+      <w:pPr/>
+      <w:r>
+        <w:rPr>
+          <w:lang w:val="gu_IN" w:bidi="gu_IN"/>
+        </w:rPr>
+      </w:r>
+      <w:r>
+        <w:rPr>
+          <w:b/>
+          <w:lang w:val="gu_IN" w:bidi="gu_IN"/>
+        </w:rPr>
+        <w:t>"જ્યારે આપણે ધન્ય આશાની પ્રાપ્તિ &amp; અને &amp; મહિમાવંત પ્રગટ થવાની"</w:t>
+      </w:r>
+    </w:p>
+    <w:p>
+      <w:pPr/>
+      <w:r>
+        <w:rPr>
+          <w:lang w:val="gu_IN" w:bidi="gu_IN"/>
+        </w:rPr>
+      </w:r>
+      <w:r>
+        <w:rPr>
+          <w:b/>
+          <w:lang w:val="gu_IN" w:bidi="gu_IN"/>
+        </w:rPr>
+        <w:t>ધન્ય/આશીર્વાદિત આશા</w:t>
+      </w:r>
+      <w:r>
+        <w:rPr>
+          <w:lang w:val="gu_IN" w:bidi="gu_IN"/>
+        </w:rPr>
+        <w:t xml:space="preserve"> અને </w:t>
+      </w:r>
+      <w:r>
+        <w:rPr>
+          <w:b/>
+          <w:lang w:val="gu_IN" w:bidi="gu_IN"/>
+        </w:rPr>
+        <w:t>મહિમાવંત રીતે પ્રગટ થવું,</w:t>
+      </w:r>
+      <w:r>
+        <w:rPr>
+          <w:lang w:val="gu_IN" w:bidi="gu_IN"/>
+        </w:rPr>
+        <w:t xml:space="preserve"> એ બંને એકસમાન ઘટનાને રજૂ કરે છે. તેને સ્પસ્ટ રીતે દર્શાવી શકાય. વૈકલ્પિક ભાષાંતર: "આપને જેની આતુરતાથી આશા રાખીએ છીએ, તે ધન્ય અને મહિમાવંત રીતે પ્રગટ થવું" (See: </w:t>
+      </w:r>
+      <w:r>
+        <w:rPr>
+          <w:lang w:val="gu_IN" w:bidi="gu_IN"/>
+        </w:rPr>
+        <w:t>સંયોજકો</w:t>
+      </w:r>
+      <w:r>
+        <w:rPr>
+          <w:lang w:val="gu_IN" w:bidi="gu_IN"/>
+        </w:rPr>
+        <w:t>)</w:t>
+      </w:r>
+      <w:r>
+        <w:rPr>
+          <w:lang w:val="gu_IN" w:bidi="gu_IN"/>
+        </w:rPr>
+      </w:r>
+      <w:r>
+        <w:rPr>
+          <w:lang w:val="gu_IN" w:bidi="gu_IN"/>
+        </w:rPr>
+      </w:r>
+    </w:p>
+    <w:p>
+      <w:pPr/>
+      <w:r>
+        <w:rPr>
+          <w:lang w:val="gu_IN" w:bidi="gu_IN"/>
+        </w:rPr>
+      </w:r>
+    </w:p>
+    <w:p>
+      <w:pPr>
+        <w:pStyle w:val="Heading2"/>
+      </w:pPr>
+      <w:r>
+        <w:rPr>
+          <w:lang w:val="gu_IN" w:bidi="gu_IN"/>
+        </w:rPr>
         <w:t>તિતસને પાઉલ પ્રેરિતનો પત્ર 2:14 (#1)</w:t>
       </w:r>
       <w:r>
@@ -11448,6 +12513,155 @@
         <w:rPr>
           <w:lang w:val="gu_IN" w:bidi="gu_IN"/>
         </w:rPr>
+        <w:t>તિતસને પાઉલ પ્રેરિતનો પત્ર 3:1 (#1)</w:t>
+      </w:r>
+      <w:r>
+        <w:rPr>
+          <w:lang w:val="gu_IN" w:bidi="gu_IN"/>
+        </w:rPr>
+      </w:r>
+    </w:p>
+    <w:p>
+      <w:pPr/>
+      <w:r>
+        <w:rPr>
+          <w:lang w:val="gu_IN" w:bidi="gu_IN"/>
+        </w:rPr>
+      </w:r>
+      <w:r>
+        <w:rPr>
+          <w:b/>
+          <w:lang w:val="gu_IN" w:bidi="gu_IN"/>
+        </w:rPr>
+        <w:t>"Connecting Statement:"</w:t>
+      </w:r>
+    </w:p>
+    <w:p>
+      <w:pPr>
+        <w:pStyle w:val="Heading2"/>
+      </w:pPr>
+      <w:r>
+        <w:rPr>
+          <w:lang w:val="gu_IN" w:bidi="gu_IN"/>
+        </w:rPr>
+        <w:t>Connecting Statement:</w:t>
+      </w:r>
+    </w:p>
+    <w:p>
+      <w:pPr/>
+      <w:r>
+        <w:rPr>
+          <w:lang w:val="gu_IN" w:bidi="gu_IN"/>
+        </w:rPr>
+      </w:r>
+      <w:r>
+        <w:rPr>
+          <w:lang w:val="gu_IN" w:bidi="gu_IN"/>
+        </w:rPr>
+        <w:t>ક્રીતમાં તેની સંભાળ હેઠળના લોકો અને વડીલોને કેવી રીતે શીખવવું, તે વિષેની સલાહ તિતસને આપવાનું પાઉલ જારી રાખે છે.</w:t>
+      </w:r>
+      <w:r>
+        <w:rPr>
+          <w:lang w:val="gu_IN" w:bidi="gu_IN"/>
+        </w:rPr>
+      </w:r>
+      <w:r>
+        <w:rPr>
+          <w:lang w:val="gu_IN" w:bidi="gu_IN"/>
+        </w:rPr>
+      </w:r>
+    </w:p>
+    <w:p>
+      <w:pPr/>
+      <w:r>
+        <w:rPr>
+          <w:lang w:val="gu_IN" w:bidi="gu_IN"/>
+        </w:rPr>
+      </w:r>
+    </w:p>
+    <w:p>
+      <w:pPr>
+        <w:pStyle w:val="Heading2"/>
+      </w:pPr>
+      <w:r>
+        <w:rPr>
+          <w:lang w:val="gu_IN" w:bidi="gu_IN"/>
+        </w:rPr>
+        <w:t>તિતસને પાઉલ પ્રેરિતનો પત્ર 3:1 (#5)</w:t>
+      </w:r>
+      <w:r>
+        <w:rPr>
+          <w:lang w:val="gu_IN" w:bidi="gu_IN"/>
+        </w:rPr>
+      </w:r>
+    </w:p>
+    <w:p>
+      <w:pPr/>
+      <w:r>
+        <w:rPr>
+          <w:lang w:val="gu_IN" w:bidi="gu_IN"/>
+        </w:rPr>
+      </w:r>
+      <w:r>
+        <w:rPr>
+          <w:b/>
+          <w:lang w:val="gu_IN" w:bidi="gu_IN"/>
+        </w:rPr>
+        <w:t>"સમર્પિત થવાનું, આધીન થવાનું"</w:t>
+      </w:r>
+    </w:p>
+    <w:p>
+      <w:pPr/>
+      <w:r>
+        <w:rPr>
+          <w:lang w:val="gu_IN" w:bidi="gu_IN"/>
+        </w:rPr>
+      </w:r>
+      <w:r>
+        <w:rPr>
+          <w:lang w:val="gu_IN" w:bidi="gu_IN"/>
+        </w:rPr>
+        <w:t xml:space="preserve">આ શબ્દોનો અર્થ સમાન છે અને બંને એક જ બાબતનો ઉલ્લેખ કરે છે કે કોઈ તમને જે કરવાનું કહે તે. આ માટે ભાષાંતરની ભાષામાં જો એક જ શબ્દ હોય તો તેનો ઉપયોગ કરો. (See: </w:t>
+      </w:r>
+      <w:r>
+        <w:rPr>
+          <w:lang w:val="gu_IN" w:bidi="gu_IN"/>
+        </w:rPr>
+        <w:t>﻿બેવડું/બમણાં</w:t>
+      </w:r>
+      <w:r>
+        <w:rPr>
+          <w:lang w:val="gu_IN" w:bidi="gu_IN"/>
+        </w:rPr>
+        <w:t>)</w:t>
+      </w:r>
+      <w:r>
+        <w:rPr>
+          <w:lang w:val="gu_IN" w:bidi="gu_IN"/>
+        </w:rPr>
+      </w:r>
+      <w:r>
+        <w:rPr>
+          <w:lang w:val="gu_IN" w:bidi="gu_IN"/>
+        </w:rPr>
+      </w:r>
+    </w:p>
+    <w:p>
+      <w:pPr/>
+      <w:r>
+        <w:rPr>
+          <w:lang w:val="gu_IN" w:bidi="gu_IN"/>
+        </w:rPr>
+      </w:r>
+    </w:p>
+    <w:p>
+      <w:pPr>
+        <w:pStyle w:val="Heading2"/>
+      </w:pPr>
+      <w:r>
+        <w:rPr>
+          <w:lang w:val="gu_IN" w:bidi="gu_IN"/>
+        </w:rPr>
         <w:t>તિતસને પાઉલ પ્રેરિતનો પત્ર 3:2 (#1)</w:t>
       </w:r>
       <w:r>
@@ -14034,6 +15248,80 @@
         <w:rPr>
           <w:lang w:val="gu_IN" w:bidi="gu_IN"/>
         </w:rPr>
+        <w:t>તિતસને પાઉલ પ્રેરિતનો પત્ર 3:9 (#1)</w:t>
+      </w:r>
+      <w:r>
+        <w:rPr>
+          <w:lang w:val="gu_IN" w:bidi="gu_IN"/>
+        </w:rPr>
+      </w:r>
+    </w:p>
+    <w:p>
+      <w:pPr/>
+      <w:r>
+        <w:rPr>
+          <w:lang w:val="gu_IN" w:bidi="gu_IN"/>
+        </w:rPr>
+      </w:r>
+      <w:r>
+        <w:rPr>
+          <w:b/>
+          <w:lang w:val="gu_IN" w:bidi="gu_IN"/>
+        </w:rPr>
+        <w:t>"Connecting Statement:"</w:t>
+      </w:r>
+    </w:p>
+    <w:p>
+      <w:pPr>
+        <w:pStyle w:val="Heading2"/>
+      </w:pPr>
+      <w:r>
+        <w:rPr>
+          <w:lang w:val="gu_IN" w:bidi="gu_IN"/>
+        </w:rPr>
+        <w:t>Connecting Statement:</w:t>
+      </w:r>
+    </w:p>
+    <w:p>
+      <w:pPr/>
+      <w:r>
+        <w:rPr>
+          <w:lang w:val="gu_IN" w:bidi="gu_IN"/>
+        </w:rPr>
+      </w:r>
+      <w:r>
+        <w:rPr>
+          <w:lang w:val="gu_IN" w:bidi="gu_IN"/>
+        </w:rPr>
+        <w:t>તિતસે શાની અવગણના કરવી જોઈએ અને જેઓ વિશ્વાસીઓ વચ્ચે તકરાર ઉભી કરે છે તેઓની સાથે કેવી રીતે વર્તવું જોઈએ, તે વિષે પાઉલ તિતસને સમજાવે છે.</w:t>
+      </w:r>
+      <w:r>
+        <w:rPr>
+          <w:lang w:val="gu_IN" w:bidi="gu_IN"/>
+        </w:rPr>
+      </w:r>
+      <w:r>
+        <w:rPr>
+          <w:lang w:val="gu_IN" w:bidi="gu_IN"/>
+        </w:rPr>
+      </w:r>
+    </w:p>
+    <w:p>
+      <w:pPr/>
+      <w:r>
+        <w:rPr>
+          <w:lang w:val="gu_IN" w:bidi="gu_IN"/>
+        </w:rPr>
+      </w:r>
+    </w:p>
+    <w:p>
+      <w:pPr>
+        <w:pStyle w:val="Heading2"/>
+      </w:pPr>
+      <w:r>
+        <w:rPr>
+          <w:lang w:val="gu_IN" w:bidi="gu_IN"/>
+        </w:rPr>
         <w:t>તિતસને પાઉલ પ્રેરિતનો પત્ર 3:10 (#1)</w:t>
       </w:r>
       <w:r>
@@ -14760,6 +16048,143 @@
         <w:rPr>
           <w:lang w:val="gu_IN" w:bidi="gu_IN"/>
         </w:rPr>
+        <w:t>તિતસને પાઉલ પ્રેરિતનો પત્ર 3:12 (#1)</w:t>
+      </w:r>
+      <w:r>
+        <w:rPr>
+          <w:lang w:val="gu_IN" w:bidi="gu_IN"/>
+        </w:rPr>
+      </w:r>
+    </w:p>
+    <w:p>
+      <w:pPr/>
+      <w:r>
+        <w:rPr>
+          <w:lang w:val="gu_IN" w:bidi="gu_IN"/>
+        </w:rPr>
+      </w:r>
+      <w:r>
+        <w:rPr>
+          <w:b/>
+          <w:lang w:val="gu_IN" w:bidi="gu_IN"/>
+        </w:rPr>
+        <w:t>"Connecting Statement:"</w:t>
+      </w:r>
+    </w:p>
+    <w:p>
+      <w:pPr>
+        <w:pStyle w:val="Heading2"/>
+      </w:pPr>
+      <w:r>
+        <w:rPr>
+          <w:lang w:val="gu_IN" w:bidi="gu_IN"/>
+        </w:rPr>
+        <w:t>Connecting Statement:</w:t>
+      </w:r>
+    </w:p>
+    <w:p>
+      <w:pPr/>
+      <w:r>
+        <w:rPr>
+          <w:lang w:val="gu_IN" w:bidi="gu_IN"/>
+        </w:rPr>
+      </w:r>
+      <w:r>
+        <w:rPr>
+          <w:lang w:val="gu_IN" w:bidi="gu_IN"/>
+        </w:rPr>
+        <w:t>ક્રીતમાં વડીલો/આગેવાનો ની નિમણૂંક કર્યા પછી તેણે શું કરવું એ તિતસને કહીને તથા તેની સાથે જેઓ છે તેમના તરફથી સલામ પાઠવી, પાઉલ આ પત્રનું સમાપન કરે છે.</w:t>
+      </w:r>
+      <w:r>
+        <w:rPr>
+          <w:lang w:val="gu_IN" w:bidi="gu_IN"/>
+        </w:rPr>
+      </w:r>
+      <w:r>
+        <w:rPr>
+          <w:lang w:val="gu_IN" w:bidi="gu_IN"/>
+        </w:rPr>
+      </w:r>
+    </w:p>
+    <w:p>
+      <w:pPr/>
+      <w:r>
+        <w:rPr>
+          <w:lang w:val="gu_IN" w:bidi="gu_IN"/>
+        </w:rPr>
+      </w:r>
+    </w:p>
+    <w:p>
+      <w:pPr>
+        <w:pStyle w:val="Heading2"/>
+      </w:pPr>
+      <w:r>
+        <w:rPr>
+          <w:lang w:val="gu_IN" w:bidi="gu_IN"/>
+        </w:rPr>
+        <w:t>તિતસને પાઉલ પ્રેરિતનો પત્ર 3:12 (#6)</w:t>
+      </w:r>
+      <w:r>
+        <w:rPr>
+          <w:lang w:val="gu_IN" w:bidi="gu_IN"/>
+        </w:rPr>
+      </w:r>
+    </w:p>
+    <w:p>
+      <w:pPr/>
+      <w:r>
+        <w:rPr>
+          <w:lang w:val="gu_IN" w:bidi="gu_IN"/>
+        </w:rPr>
+      </w:r>
+      <w:r>
+        <w:rPr>
+          <w:b/>
+          <w:lang w:val="gu_IN" w:bidi="gu_IN"/>
+        </w:rPr>
+        <w:t>"શિયાળો &amp; પસાર કરવાનું"</w:t>
+      </w:r>
+    </w:p>
+    <w:p>
+      <w:pPr/>
+      <w:r>
+        <w:rPr>
+          <w:lang w:val="gu_IN" w:bidi="gu_IN"/>
+        </w:rPr>
+      </w:r>
+      <w:r>
+        <w:rPr>
+          <w:lang w:val="gu_IN" w:bidi="gu_IN"/>
+        </w:rPr>
+        <w:t>“શીયાળા દરમ્યાન વાસ કરવાને"</w:t>
+      </w:r>
+      <w:r>
+        <w:rPr>
+          <w:lang w:val="gu_IN" w:bidi="gu_IN"/>
+        </w:rPr>
+      </w:r>
+      <w:r>
+        <w:rPr>
+          <w:lang w:val="gu_IN" w:bidi="gu_IN"/>
+        </w:rPr>
+      </w:r>
+    </w:p>
+    <w:p>
+      <w:pPr/>
+      <w:r>
+        <w:rPr>
+          <w:lang w:val="gu_IN" w:bidi="gu_IN"/>
+        </w:rPr>
+      </w:r>
+    </w:p>
+    <w:p>
+      <w:pPr>
+        <w:pStyle w:val="Heading2"/>
+      </w:pPr>
+      <w:r>
+        <w:rPr>
+          <w:lang w:val="gu_IN" w:bidi="gu_IN"/>
+        </w:rPr>
         <w:t>તિતસને પાઉલ પ્રેરિતનો પત્ર 3:13 (#1)</w:t>
       </w:r>
       <w:r>
@@ -15018,6 +16443,69 @@
         <w:rPr>
           <w:lang w:val="gu_IN" w:bidi="gu_IN"/>
         </w:rPr>
+        <w:t>તિતસને પાઉલ પ્રેરિતનો પત્ર 3:13 (#3)</w:t>
+      </w:r>
+      <w:r>
+        <w:rPr>
+          <w:lang w:val="gu_IN" w:bidi="gu_IN"/>
+        </w:rPr>
+      </w:r>
+    </w:p>
+    <w:p>
+      <w:pPr/>
+      <w:r>
+        <w:rPr>
+          <w:lang w:val="gu_IN" w:bidi="gu_IN"/>
+        </w:rPr>
+      </w:r>
+      <w:r>
+        <w:rPr>
+          <w:b/>
+          <w:lang w:val="gu_IN" w:bidi="gu_IN"/>
+        </w:rPr>
+        <w:t>"ખંતપૂર્વક મોકલજે"</w:t>
+      </w:r>
+    </w:p>
+    <w:p>
+      <w:pPr/>
+      <w:r>
+        <w:rPr>
+          <w:lang w:val="gu_IN" w:bidi="gu_IN"/>
+        </w:rPr>
+      </w:r>
+      <w:r>
+        <w:rPr>
+          <w:lang w:val="gu_IN" w:bidi="gu_IN"/>
+        </w:rPr>
+        <w:t>“તેઓને મોકલવામાં વિલંબ કરતો નહિ”</w:t>
+      </w:r>
+      <w:r>
+        <w:rPr>
+          <w:lang w:val="gu_IN" w:bidi="gu_IN"/>
+        </w:rPr>
+      </w:r>
+      <w:r>
+        <w:rPr>
+          <w:lang w:val="gu_IN" w:bidi="gu_IN"/>
+        </w:rPr>
+      </w:r>
+    </w:p>
+    <w:p>
+      <w:pPr/>
+      <w:r>
+        <w:rPr>
+          <w:lang w:val="gu_IN" w:bidi="gu_IN"/>
+        </w:rPr>
+      </w:r>
+    </w:p>
+    <w:p>
+      <w:pPr>
+        <w:pStyle w:val="Heading2"/>
+      </w:pPr>
+      <w:r>
+        <w:rPr>
+          <w:lang w:val="gu_IN" w:bidi="gu_IN"/>
+        </w:rPr>
         <w:t>તિતસને પાઉલ પ્રેરિતનો પત્ર 3:14 (#2)</w:t>
       </w:r>
       <w:r>
@@ -15457,6 +16945,80 @@
         <w:rPr>
           <w:lang w:val="gu_IN" w:bidi="gu_IN"/>
         </w:rPr>
+        <w:t>તિતસને પાઉલ પ્રેરિતનો પત્ર 3:14 (#1)</w:t>
+      </w:r>
+      <w:r>
+        <w:rPr>
+          <w:lang w:val="gu_IN" w:bidi="gu_IN"/>
+        </w:rPr>
+      </w:r>
+    </w:p>
+    <w:p>
+      <w:pPr/>
+      <w:r>
+        <w:rPr>
+          <w:lang w:val="gu_IN" w:bidi="gu_IN"/>
+        </w:rPr>
+      </w:r>
+      <w:r>
+        <w:rPr>
+          <w:b/>
+          <w:lang w:val="gu_IN" w:bidi="gu_IN"/>
+        </w:rPr>
+        <w:t>"Connecting Statement:"</w:t>
+      </w:r>
+    </w:p>
+    <w:p>
+      <w:pPr>
+        <w:pStyle w:val="Heading2"/>
+      </w:pPr>
+      <w:r>
+        <w:rPr>
+          <w:lang w:val="gu_IN" w:bidi="gu_IN"/>
+        </w:rPr>
+        <w:t>Connecting Statement:</w:t>
+      </w:r>
+    </w:p>
+    <w:p>
+      <w:pPr/>
+      <w:r>
+        <w:rPr>
+          <w:lang w:val="gu_IN" w:bidi="gu_IN"/>
+        </w:rPr>
+      </w:r>
+      <w:r>
+        <w:rPr>
+          <w:lang w:val="gu_IN" w:bidi="gu_IN"/>
+        </w:rPr>
+        <w:t>પાઉલ સમજાવે છે કે સઘળા વિશ્વાસીઓ માટે એ અગત્યનું છે કે જેઓ જરુરતમંદ છે તેઓને તેઓ પૂરું પાડે.</w:t>
+      </w:r>
+      <w:r>
+        <w:rPr>
+          <w:lang w:val="gu_IN" w:bidi="gu_IN"/>
+        </w:rPr>
+      </w:r>
+      <w:r>
+        <w:rPr>
+          <w:lang w:val="gu_IN" w:bidi="gu_IN"/>
+        </w:rPr>
+      </w:r>
+    </w:p>
+    <w:p>
+      <w:pPr/>
+      <w:r>
+        <w:rPr>
+          <w:lang w:val="gu_IN" w:bidi="gu_IN"/>
+        </w:rPr>
+      </w:r>
+    </w:p>
+    <w:p>
+      <w:pPr>
+        <w:pStyle w:val="Heading2"/>
+      </w:pPr>
+      <w:r>
+        <w:rPr>
+          <w:lang w:val="gu_IN" w:bidi="gu_IN"/>
+        </w:rPr>
         <w:t>તિતસને પાઉલ પ્રેરિતનો પત્ર 3:15 (#2)</w:t>
       </w:r>
       <w:r>
@@ -15948,6 +17510,80 @@
           <w:lang w:val="gu_IN" w:bidi="gu_IN"/>
         </w:rPr>
         <w:t xml:space="preserve"> બહુવચન છે. આ આશીર્વાદ તિતસ અને ક્રીતમાંના સર્વ વિશ્વાસીઓ માટે છે.</w:t>
+      </w:r>
+      <w:r>
+        <w:rPr>
+          <w:lang w:val="gu_IN" w:bidi="gu_IN"/>
+        </w:rPr>
+      </w:r>
+      <w:r>
+        <w:rPr>
+          <w:lang w:val="gu_IN" w:bidi="gu_IN"/>
+        </w:rPr>
+      </w:r>
+    </w:p>
+    <w:p>
+      <w:pPr/>
+      <w:r>
+        <w:rPr>
+          <w:lang w:val="gu_IN" w:bidi="gu_IN"/>
+        </w:rPr>
+      </w:r>
+    </w:p>
+    <w:p>
+      <w:pPr>
+        <w:pStyle w:val="Heading2"/>
+      </w:pPr>
+      <w:r>
+        <w:rPr>
+          <w:lang w:val="gu_IN" w:bidi="gu_IN"/>
+        </w:rPr>
+        <w:t>તિતસને પાઉલ પ્રેરિતનો પત્ર 3:15 (#1)</w:t>
+      </w:r>
+      <w:r>
+        <w:rPr>
+          <w:lang w:val="gu_IN" w:bidi="gu_IN"/>
+        </w:rPr>
+      </w:r>
+    </w:p>
+    <w:p>
+      <w:pPr/>
+      <w:r>
+        <w:rPr>
+          <w:lang w:val="gu_IN" w:bidi="gu_IN"/>
+        </w:rPr>
+      </w:r>
+      <w:r>
+        <w:rPr>
+          <w:b/>
+          <w:lang w:val="gu_IN" w:bidi="gu_IN"/>
+        </w:rPr>
+        <w:t>"General Information:"</w:t>
+      </w:r>
+    </w:p>
+    <w:p>
+      <w:pPr>
+        <w:pStyle w:val="Heading2"/>
+      </w:pPr>
+      <w:r>
+        <w:rPr>
+          <w:lang w:val="gu_IN" w:bidi="gu_IN"/>
+        </w:rPr>
+        <w:t>General Information:</w:t>
+      </w:r>
+    </w:p>
+    <w:p>
+      <w:pPr/>
+      <w:r>
+        <w:rPr>
+          <w:lang w:val="gu_IN" w:bidi="gu_IN"/>
+        </w:rPr>
+      </w:r>
+      <w:r>
+        <w:rPr>
+          <w:lang w:val="gu_IN" w:bidi="gu_IN"/>
+        </w:rPr>
+        <w:t>તિતસને પત્રનું સમાપન પાઉલ કરે છે.</w:t>
       </w:r>
       <w:r>
         <w:rPr>
